--- a/작업 일지/조환희/작업일지(250120-250126).docx
+++ b/작업 일지/조환희/작업일지(250120-250126).docx
@@ -64,70 +64,6 @@
           <w:p>
             <w:pPr>
               <w:jc w:val="center"/>
-              <w:rPr>
-                <w:b/>
-                <w:sz w:val="18"/>
-              </w:rPr>
-            </w:pPr>
-            <w:r>
-              <w:rPr>
-                <w:rFonts w:hint="eastAsia"/>
-                <w:b/>
-                <w:sz w:val="18"/>
-              </w:rPr>
-              <w:t>2018180042</w:t>
-            </w:r>
-            <w:r>
-              <w:rPr>
-                <w:b/>
-                <w:sz w:val="18"/>
-              </w:rPr>
-              <w:t xml:space="preserve"> </w:t>
-            </w:r>
-            <w:r>
-              <w:rPr>
-                <w:rFonts w:hint="eastAsia"/>
-                <w:b/>
-                <w:sz w:val="18"/>
-              </w:rPr>
-              <w:t>지태준</w:t>
-            </w:r>
-          </w:p>
-          <w:p>
-            <w:pPr>
-              <w:jc w:val="center"/>
-              <w:rPr>
-                <w:b/>
-                <w:sz w:val="18"/>
-              </w:rPr>
-            </w:pPr>
-            <w:r>
-              <w:rPr>
-                <w:rFonts w:hint="eastAsia"/>
-                <w:b/>
-                <w:sz w:val="18"/>
-              </w:rPr>
-              <w:t>2020182003</w:t>
-            </w:r>
-            <w:r>
-              <w:rPr>
-                <w:b/>
-                <w:sz w:val="18"/>
-              </w:rPr>
-              <w:t xml:space="preserve"> </w:t>
-            </w:r>
-            <w:r>
-              <w:rPr>
-                <w:rFonts w:hint="eastAsia"/>
-                <w:b/>
-                <w:sz w:val="18"/>
-              </w:rPr>
-              <w:t>고광신</w:t>
-            </w:r>
-          </w:p>
-          <w:p>
-            <w:pPr>
-              <w:jc w:val="center"/>
             </w:pPr>
             <w:r>
               <w:rPr>
@@ -229,6 +165,13 @@
                 <w:b/>
               </w:rPr>
             </w:pPr>
+            <w:r>
+              <w:rPr>
+                <w:rFonts w:hint="eastAsia"/>
+                <w:b/>
+              </w:rPr>
+              <w:t>5</w:t>
+            </w:r>
           </w:p>
         </w:tc>
         <w:tc>
@@ -263,7 +206,6 @@
             <w:pPr>
               <w:jc w:val="center"/>
               <w:rPr>
-                <w:rFonts w:hint="eastAsia"/>
                 <w:b/>
               </w:rPr>
             </w:pPr>
@@ -280,7 +222,7 @@
                 <w:b/>
                 <w:sz w:val="22"/>
               </w:rPr>
-              <w:t>4</w:t>
+              <w:t>5</w:t>
             </w:r>
             <w:r>
               <w:rPr>
@@ -295,7 +237,7 @@
                 <w:b/>
                 <w:sz w:val="22"/>
               </w:rPr>
-              <w:t>12</w:t>
+              <w:t>01</w:t>
             </w:r>
             <w:r>
               <w:rPr>
@@ -310,7 +252,7 @@
                 <w:b/>
                 <w:sz w:val="22"/>
               </w:rPr>
-              <w:t>23</w:t>
+              <w:t>20</w:t>
             </w:r>
             <w:r>
               <w:rPr>
@@ -325,7 +267,7 @@
                 <w:b/>
                 <w:sz w:val="22"/>
               </w:rPr>
-              <w:t>4</w:t>
+              <w:t>5</w:t>
             </w:r>
             <w:r>
               <w:rPr>
@@ -340,7 +282,23 @@
                 <w:b/>
                 <w:sz w:val="22"/>
               </w:rPr>
-              <w:t>12.29</w:t>
+              <w:t>01</w:t>
+            </w:r>
+            <w:r>
+              <w:rPr>
+                <w:rFonts w:hint="eastAsia"/>
+                <w:b/>
+                <w:sz w:val="22"/>
+              </w:rPr>
+              <w:t>.</w:t>
+            </w:r>
+            <w:r>
+              <w:rPr>
+                <w:rFonts w:hint="eastAsia"/>
+                <w:b/>
+                <w:sz w:val="22"/>
+              </w:rPr>
+              <w:t>26</w:t>
             </w:r>
           </w:p>
         </w:tc>
@@ -447,49 +405,7 @@
                 <w:rFonts w:hint="eastAsia"/>
                 <w:b/>
               </w:rPr>
-              <w:t>지태준</w:t>
-            </w:r>
-          </w:p>
-          <w:p>
-            <w:pPr>
-              <w:pStyle w:val="a4"/>
-              <w:numPr>
-                <w:ilvl w:val="0"/>
-                <w:numId w:val="2"/>
-              </w:numPr>
-              <w:ind w:leftChars="0"/>
-              <w:jc w:val="left"/>
-              <w:rPr>
-                <w:b/>
-              </w:rPr>
-            </w:pPr>
-            <w:r>
-              <w:rPr>
-                <w:rFonts w:hint="eastAsia"/>
-                <w:b/>
-              </w:rPr>
-              <w:t>고광신</w:t>
-            </w:r>
-          </w:p>
-          <w:p>
-            <w:pPr>
-              <w:pStyle w:val="a4"/>
-              <w:numPr>
-                <w:ilvl w:val="0"/>
-                <w:numId w:val="2"/>
-              </w:numPr>
-              <w:ind w:leftChars="0"/>
-              <w:jc w:val="left"/>
-              <w:rPr>
-                <w:b/>
-              </w:rPr>
-            </w:pPr>
-            <w:r>
-              <w:rPr>
-                <w:rFonts w:hint="eastAsia"/>
-                <w:b/>
-              </w:rPr>
-              <w:t>조환희</w:t>
+              <w:t>더미 클라이언트 완성 및 플레이어/룸 등 관리 로직 추가</w:t>
             </w:r>
           </w:p>
         </w:tc>
@@ -534,11 +450,9 @@
       <w:r>
         <w:rPr>
           <w:rFonts w:hint="eastAsia"/>
-          <w:b/>
-          <w:sz w:val="28"/>
-          <w:szCs w:val="28"/>
+          <w:sz w:val="22"/>
         </w:rPr>
-        <w:t>지태준</w:t>
+        <w:t>더미 클라이언트 작성 및 디버깅을 통한 패킷의 정상 송/수신 확인</w:t>
       </w:r>
     </w:p>
     <w:p>
@@ -556,11 +470,9 @@
       <w:r>
         <w:rPr>
           <w:rFonts w:hint="eastAsia"/>
-          <w:b/>
-          <w:sz w:val="28"/>
-          <w:szCs w:val="28"/>
+          <w:sz w:val="22"/>
         </w:rPr>
-        <w:t>고광신</w:t>
+        <w:t>콘텐츠 연동을 위한 프로토콜 추가 작성</w:t>
       </w:r>
     </w:p>
     <w:p>
@@ -572,18 +484,15 @@
         </w:numPr>
         <w:ind w:leftChars="0"/>
         <w:rPr>
+          <w:sz w:val="22"/>
+        </w:rPr>
+      </w:pPr>
+      <w:r>
+        <w:rPr>
           <w:rFonts w:hint="eastAsia"/>
           <w:sz w:val="22"/>
         </w:rPr>
-      </w:pPr>
-      <w:r>
-        <w:rPr>
-          <w:rFonts w:hint="eastAsia"/>
-          <w:b/>
-          <w:sz w:val="28"/>
-          <w:szCs w:val="28"/>
-        </w:rPr>
-        <w:t>조환희</w:t>
+        <w:t>플레이어 및 룸 관리 로직 작성</w:t>
       </w:r>
       <w:r>
         <w:rPr>
@@ -658,6 +567,12 @@
             <w:pPr>
               <w:jc w:val="left"/>
             </w:pPr>
+            <w:r>
+              <w:rPr>
+                <w:rFonts w:hint="eastAsia"/>
+              </w:rPr>
+              <w:t>플레이어 관련 로직 정상동작 확인 필요</w:t>
+            </w:r>
           </w:p>
         </w:tc>
         <w:tc>
@@ -692,6 +607,12 @@
             <w:pPr>
               <w:jc w:val="left"/>
             </w:pPr>
+            <w:r>
+              <w:rPr>
+                <w:rFonts w:hint="eastAsia"/>
+              </w:rPr>
+              <w:t>더미 클라이언트를 통한 간단한 테스트</w:t>
+            </w:r>
           </w:p>
         </w:tc>
       </w:tr>
@@ -735,6 +656,14 @@
                 <w:sz w:val="22"/>
               </w:rPr>
             </w:pPr>
+            <w:r>
+              <w:rPr>
+                <w:rFonts w:hint="eastAsia"/>
+                <w:b/>
+                <w:sz w:val="22"/>
+              </w:rPr>
+              <w:t>6</w:t>
+            </w:r>
           </w:p>
         </w:tc>
         <w:tc>
@@ -782,7 +711,22 @@
                 <w:b/>
                 <w:sz w:val="22"/>
               </w:rPr>
-              <w:t>4</w:t>
+              <w:t>5.01.27</w:t>
+            </w:r>
+            <w:r>
+              <w:rPr>
+                <w:b/>
+                <w:sz w:val="22"/>
+              </w:rPr>
+              <w:t>~202</w:t>
+            </w:r>
+            <w:r>
+              <w:rPr>
+                <w:rFonts w:hint="eastAsia"/>
+                <w:b/>
+                <w:sz w:val="22"/>
+              </w:rPr>
+              <w:t>5</w:t>
             </w:r>
             <w:r>
               <w:rPr>
@@ -793,77 +737,11 @@
             </w:r>
             <w:r>
               <w:rPr>
-                <w:b/>
-                <w:sz w:val="22"/>
-              </w:rPr>
-              <w:t>1</w:t>
-            </w:r>
-            <w:r>
-              <w:rPr>
-                <w:rFonts w:hint="eastAsia"/>
-                <w:b/>
-                <w:sz w:val="22"/>
-              </w:rPr>
-              <w:t>2</w:t>
-            </w:r>
-            <w:r>
-              <w:rPr>
-                <w:b/>
-                <w:sz w:val="22"/>
-              </w:rPr>
-              <w:t>.</w:t>
-            </w:r>
-            <w:r>
-              <w:rPr>
-                <w:rFonts w:hint="eastAsia"/>
-                <w:b/>
-                <w:sz w:val="22"/>
-              </w:rPr>
-              <w:t>30</w:t>
-            </w:r>
-            <w:r>
-              <w:rPr>
-                <w:b/>
-                <w:sz w:val="22"/>
-              </w:rPr>
-              <w:t>~202</w:t>
-            </w:r>
-            <w:r>
-              <w:rPr>
-                <w:rFonts w:hint="eastAsia"/>
-                <w:b/>
-                <w:sz w:val="22"/>
-              </w:rPr>
-              <w:t>5</w:t>
-            </w:r>
-            <w:r>
-              <w:rPr>
-                <w:b/>
-                <w:sz w:val="22"/>
-              </w:rPr>
-              <w:t>.0</w:t>
-            </w:r>
-            <w:r>
-              <w:rPr>
-                <w:b/>
-                <w:sz w:val="22"/>
-              </w:rPr>
-              <w:t>1</w:t>
-            </w:r>
-            <w:r>
-              <w:rPr>
-                <w:b/>
-                <w:sz w:val="22"/>
-              </w:rPr>
-              <w:t>.</w:t>
-            </w:r>
-            <w:r>
-              <w:rPr>
-                <w:rFonts w:hint="eastAsia"/>
-                <w:b/>
-                <w:sz w:val="22"/>
-              </w:rPr>
-              <w:t>05</w:t>
+                <w:rFonts w:hint="eastAsia"/>
+                <w:b/>
+                <w:sz w:val="22"/>
+              </w:rPr>
+              <w:t>02.02</w:t>
             </w:r>
           </w:p>
         </w:tc>
@@ -903,53 +781,13 @@
           </w:tcPr>
           <w:p>
             <w:r>
-              <w:rPr>
-                <w:rFonts w:hint="eastAsia"/>
-              </w:rPr>
-              <w:t>지태준</w:t>
-            </w:r>
-            <w:r>
-              <w:rPr>
-                <w:rFonts w:hint="eastAsia"/>
-              </w:rPr>
-              <w:t>:</w:t>
-            </w:r>
-            <w:r>
               <w:t xml:space="preserve"> </w:t>
             </w:r>
-          </w:p>
-          <w:p>
-            <w:r>
-              <w:rPr>
-                <w:rFonts w:hint="eastAsia"/>
-              </w:rPr>
-              <w:t>고광신</w:t>
-            </w:r>
-            <w:r>
-              <w:rPr>
-                <w:rFonts w:hint="eastAsia"/>
-              </w:rPr>
-              <w:t>:</w:t>
-            </w:r>
-            <w:r>
-              <w:t xml:space="preserve"> </w:t>
-            </w:r>
-          </w:p>
-          <w:p>
-            <w:r>
-              <w:rPr>
-                <w:rFonts w:hint="eastAsia"/>
-              </w:rPr>
-              <w:t>조환희</w:t>
-            </w:r>
-            <w:r>
-              <w:rPr>
-                <w:rFonts w:hint="eastAsia"/>
-              </w:rPr>
-              <w:t>:</w:t>
-            </w:r>
-            <w:r>
-              <w:t xml:space="preserve"> </w:t>
+            <w:r>
+              <w:rPr>
+                <w:rFonts w:hint="eastAsia"/>
+              </w:rPr>
+              <w:t>플레이어 및 룸 관리 로직 추가 보완 및 테스트</w:t>
             </w:r>
           </w:p>
         </w:tc>
